--- a/docs/factsheets/f-expdist.docx
+++ b/docs/factsheets/f-expdist.docx
@@ -43,18 +43,18 @@
           <wp:inline>
             <wp:extent cx="4754880" cy="4160520"/>
             <wp:effectExtent b="0" l="0" r="0" t="0"/>
-            <wp:docPr descr="An example of the exponential distribution with \lambda = 0.5." title="" id="21" name="Picture"/>
+            <wp:docPr descr="An example of the exponential distribution with \lambda = 0.5." title="" id="10" name="Picture"/>
             <a:graphic>
               <a:graphicData uri="http://schemas.openxmlformats.org/drawingml/2006/picture">
                 <pic:pic>
                   <pic:nvPicPr>
-                    <pic:cNvPr descr="./FiguresPNG/f-expdist.png" id="22" name="Picture"/>
+                    <pic:cNvPr descr="./FiguresPNG/f-expdist.png" id="11" name="Picture"/>
                     <pic:cNvPicPr>
                       <a:picLocks noChangeArrowheads="1" noChangeAspect="1"/>
                     </pic:cNvPicPr>
                   </pic:nvPicPr>
                   <pic:blipFill>
-                    <a:blip r:embed="rId20"/>
+                    <a:blip r:embed="rId9"/>
                     <a:stretch>
                       <a:fillRect/>
                     </a:stretch>
@@ -172,19 +172,21 @@
           </m:rPr>
           <m:t>Exponential</m:t>
         </m:r>
-        <m:d>
-          <m:dPr>
-            <m:begChr m:val="("/>
-            <m:sepChr m:val=""/>
-            <m:endChr m:val=")"/>
-            <m:grow/>
-          </m:dPr>
-          <m:e>
-            <m:r>
-              <m:t>λ</m:t>
-            </m:r>
-          </m:e>
-        </m:d>
+        <m:r>
+          <m:rPr>
+            <m:sty m:val="p"/>
+          </m:rPr>
+          <m:t>(</m:t>
+        </m:r>
+        <m:r>
+          <m:t>λ</m:t>
+        </m:r>
+        <m:r>
+          <m:rPr>
+            <m:sty m:val="p"/>
+          </m:rPr>
+          <m:t>)</m:t>
+        </m:r>
       </m:oMath>
       <w:r>
         <w:t xml:space="preserve"> </w:t>
@@ -212,19 +214,21 @@
           </m:rPr>
           <m:t>Exp</m:t>
         </m:r>
-        <m:d>
-          <m:dPr>
-            <m:begChr m:val="("/>
-            <m:sepChr m:val=""/>
-            <m:endChr m:val=")"/>
-            <m:grow/>
-          </m:dPr>
-          <m:e>
-            <m:r>
-              <m:t>λ</m:t>
-            </m:r>
-          </m:e>
-        </m:d>
+        <m:r>
+          <m:rPr>
+            <m:sty m:val="p"/>
+          </m:rPr>
+          <m:t>(</m:t>
+        </m:r>
+        <m:r>
+          <m:t>λ</m:t>
+        </m:r>
+        <m:r>
+          <m:rPr>
+            <m:sty m:val="p"/>
+          </m:rPr>
+          <m:t>)</m:t>
+        </m:r>
       </m:oMath>
     </w:p>
     <w:p>
@@ -335,24 +339,26 @@
             <m:oMath>
               <m:r>
                 <m:rPr>
+                  <m:scr m:val="double-struck"/>
                   <m:sty m:val="p"/>
-                  <m:scr m:val="double-struck"/>
                 </m:rPr>
                 <m:t>E</m:t>
               </m:r>
-              <m:d>
-                <m:dPr>
-                  <m:begChr m:val="("/>
-                  <m:sepChr m:val=""/>
-                  <m:endChr m:val=")"/>
-                  <m:grow/>
-                </m:dPr>
-                <m:e>
-                  <m:r>
-                    <m:t>X</m:t>
-                  </m:r>
-                </m:e>
-              </m:d>
+              <m:r>
+                <m:rPr>
+                  <m:sty m:val="p"/>
+                </m:rPr>
+                <m:t>(</m:t>
+              </m:r>
+              <m:r>
+                <m:t>X</m:t>
+              </m:r>
+              <m:r>
+                <m:rPr>
+                  <m:sty m:val="p"/>
+                </m:rPr>
+                <m:t>)</m:t>
+              </m:r>
               <m:r>
                 <m:rPr>
                   <m:sty m:val="p"/>
@@ -413,24 +419,26 @@
             <m:oMath>
               <m:r>
                 <m:rPr>
+                  <m:scr m:val="double-struck"/>
                   <m:sty m:val="p"/>
-                  <m:scr m:val="double-struck"/>
                 </m:rPr>
                 <m:t>V</m:t>
               </m:r>
-              <m:d>
-                <m:dPr>
-                  <m:begChr m:val="("/>
-                  <m:sepChr m:val=""/>
-                  <m:endChr m:val=")"/>
-                  <m:grow/>
-                </m:dPr>
-                <m:e>
-                  <m:r>
-                    <m:t>X</m:t>
-                  </m:r>
-                </m:e>
-              </m:d>
+              <m:r>
+                <m:rPr>
+                  <m:sty m:val="p"/>
+                </m:rPr>
+                <m:t>(</m:t>
+              </m:r>
+              <m:r>
+                <m:t>X</m:t>
+              </m:r>
+              <m:r>
+                <m:rPr>
+                  <m:sty m:val="p"/>
+                </m:rPr>
+                <m:t>)</m:t>
+              </m:r>
               <m:r>
                 <m:rPr>
                   <m:sty m:val="p"/>
@@ -500,33 +508,35 @@
             <m:oMath>
               <m:r>
                 <m:rPr>
+                  <m:scr m:val="double-struck"/>
                   <m:sty m:val="p"/>
-                  <m:scr m:val="double-struck"/>
                 </m:rPr>
                 <m:t>P</m:t>
               </m:r>
-              <m:d>
-                <m:dPr>
-                  <m:begChr m:val="("/>
-                  <m:sepChr m:val=""/>
-                  <m:endChr m:val=")"/>
-                  <m:grow/>
-                </m:dPr>
-                <m:e>
-                  <m:r>
-                    <m:t>X</m:t>
-                  </m:r>
-                  <m:r>
-                    <m:rPr>
-                      <m:sty m:val="p"/>
-                    </m:rPr>
-                    <m:t>=</m:t>
-                  </m:r>
-                  <m:r>
-                    <m:t>x</m:t>
-                  </m:r>
-                </m:e>
-              </m:d>
+              <m:r>
+                <m:rPr>
+                  <m:sty m:val="p"/>
+                </m:rPr>
+                <m:t>(</m:t>
+              </m:r>
+              <m:r>
+                <m:t>X</m:t>
+              </m:r>
+              <m:r>
+                <m:rPr>
+                  <m:sty m:val="p"/>
+                </m:rPr>
+                <m:t>=</m:t>
+              </m:r>
+              <m:r>
+                <m:t>x</m:t>
+              </m:r>
+              <m:r>
+                <m:rPr>
+                  <m:sty m:val="p"/>
+                </m:rPr>
+                <m:t>)</m:t>
+              </m:r>
               <m:r>
                 <m:rPr>
                   <m:sty m:val="p"/>
@@ -596,33 +606,35 @@
             <m:oMath>
               <m:r>
                 <m:rPr>
+                  <m:scr m:val="double-struck"/>
                   <m:sty m:val="p"/>
-                  <m:scr m:val="double-struck"/>
                 </m:rPr>
                 <m:t>P</m:t>
               </m:r>
-              <m:d>
-                <m:dPr>
-                  <m:begChr m:val="("/>
-                  <m:sepChr m:val=""/>
-                  <m:endChr m:val=")"/>
-                  <m:grow/>
-                </m:dPr>
-                <m:e>
-                  <m:r>
-                    <m:t>X</m:t>
-                  </m:r>
-                  <m:r>
-                    <m:rPr>
-                      <m:sty m:val="p"/>
-                    </m:rPr>
-                    <m:t>≤</m:t>
-                  </m:r>
-                  <m:r>
-                    <m:t>x</m:t>
-                  </m:r>
-                </m:e>
-              </m:d>
+              <m:r>
+                <m:rPr>
+                  <m:sty m:val="p"/>
+                </m:rPr>
+                <m:t>(</m:t>
+              </m:r>
+              <m:r>
+                <m:t>X</m:t>
+              </m:r>
+              <m:r>
+                <m:rPr>
+                  <m:sty m:val="p"/>
+                </m:rPr>
+                <m:t>≤</m:t>
+              </m:r>
+              <m:r>
+                <m:t>x</m:t>
+              </m:r>
+              <m:r>
+                <m:rPr>
+                  <m:sty m:val="p"/>
+                </m:rPr>
+                <m:t>)</m:t>
+              </m:r>
               <m:r>
                 <m:rPr>
                   <m:sty m:val="p"/>
@@ -709,25 +721,27 @@
           </m:rPr>
           <m:t>Exp</m:t>
         </m:r>
-        <m:d>
-          <m:dPr>
-            <m:begChr m:val="("/>
-            <m:sepChr m:val=""/>
-            <m:endChr m:val=")"/>
-            <m:grow/>
-          </m:dPr>
-          <m:e>
-            <m:r>
-              <m:t>20</m:t>
-            </m:r>
-          </m:e>
-        </m:d>
+        <m:r>
+          <m:rPr>
+            <m:sty m:val="p"/>
+          </m:rPr>
+          <m:t>(</m:t>
+        </m:r>
+        <m:r>
+          <m:t>20</m:t>
+        </m:r>
+        <m:r>
+          <m:rPr>
+            <m:sty m:val="p"/>
+          </m:rPr>
+          <m:t>)</m:t>
+        </m:r>
       </m:oMath>
       <w:r>
         <w:t xml:space="preserve">.</w:t>
       </w:r>
     </w:p>
-    <w:bookmarkStart w:id="26" w:name="further-reading"/>
+    <w:bookmarkStart w:id="15" w:name="further-reading"/>
     <w:p>
       <w:pPr>
         <w:pStyle w:val="Heading1"/>
@@ -740,7 +754,7 @@
       <w:pPr>
         <w:pStyle w:val="FirstParagraph"/>
       </w:pPr>
-      <w:hyperlink r:id="rId23">
+      <w:hyperlink r:id="rId12">
         <w:r>
           <w:rPr>
             <w:rStyle w:val="Hyperlink"/>
@@ -749,7 +763,7 @@
         </w:r>
       </w:hyperlink>
     </w:p>
-    <w:bookmarkStart w:id="25" w:name="version-history"/>
+    <w:bookmarkStart w:id="14" w:name="version-history"/>
     <w:p>
       <w:pPr>
         <w:pStyle w:val="Heading2"/>
@@ -780,7 +794,7 @@
       <w:r>
         <w:t xml:space="preserve"> </w:t>
       </w:r>
-      <w:hyperlink r:id="rId23">
+      <w:hyperlink r:id="rId12">
         <w:r>
           <w:rPr>
             <w:rStyle w:val="Hyperlink"/>
@@ -799,7 +813,7 @@
       <w:pPr>
         <w:pStyle w:val="FirstParagraph"/>
       </w:pPr>
-      <w:hyperlink r:id="rId24">
+      <w:hyperlink r:id="rId13">
         <w:r>
           <w:rPr>
             <w:rStyle w:val="Hyperlink"/>
@@ -808,8 +822,8 @@
         </w:r>
       </w:hyperlink>
     </w:p>
-    <w:bookmarkEnd w:id="25"/>
-    <w:bookmarkEnd w:id="26"/>
+    <w:bookmarkEnd w:id="14"/>
+    <w:bookmarkEnd w:id="15"/>
     <w:sectPr>
       <w:pgSz w:h="15840" w:w="12240"/>
       <w:pgMar w:bottom="1440" w:footer="720" w:gutter="0" w:header="720" w:left="1440" w:right="1440" w:top="1440"/>
